--- a/label-docx-reader/corpus/tracked-cases/format-table.docx
+++ b/label-docx-reader/corpus/tracked-cases/format-table.docx
@@ -10,7 +10,7 @@
         </w:tblPrChange>
       </w:tblPr>
       <w:tblGrid>
-        <w:gridCol/>
+        <w:gridCol w:w="4000"/>
       </w:tblGrid>
       <w:tr>
         <w:trPr>
